--- a/Angebot_09_08_2026_Frau_Gaedke_Henning.docx
+++ b/Angebot_09_08_2026_Frau_Gaedke_Henning.docx
@@ -196,21 +196,36 @@
               <w:rPr>
                 <w:lang w:val="de-DE"/>
               </w:rPr>
-              <w:t xml:space="preserve">Henning Gaedke</w:t>
-            </w:r>
+              <w:t xml:space="preserve">Henning </w:t>
+            </w:r>
+            <w:proofErr w:type="spellStart"/>
+            <w:r>
+              <w:rPr>
+                <w:lang w:val="de-DE"/>
+              </w:rPr>
+              <w:t>Gaedke</w:t>
+            </w:r>
+            <w:proofErr w:type="spellEnd"/>
             <w:r>
               <w:rPr>
                 <w:lang w:val="de-DE"/>
               </w:rPr>
               <w:br/>
-              <w:t xml:space="preserve">Ellerhorst</w:t>
-            </w:r>
+            </w:r>
+            <w:proofErr w:type="spellStart"/>
+            <w:r>
+              <w:rPr>
+                <w:lang w:val="de-DE"/>
+              </w:rPr>
+              <w:t>Ellerhorst</w:t>
+            </w:r>
+            <w:proofErr w:type="spellEnd"/>
             <w:r>
               <w:rPr>
                 <w:lang w:val="de-DE"/>
               </w:rPr>
               <w:br/>
-              <w:t xml:space="preserve">21521 Aumühle</w:t>
+              <w:t>21521 Aumühle</w:t>
             </w:r>
           </w:p>
         </w:tc>
@@ -260,6 +275,7 @@
               <w:spacing w:after="120"/>
               <w:rPr>
                 <w:b/>
+                <w:lang w:val="de-DE"/>
               </w:rPr>
             </w:pPr>
           </w:p>
@@ -268,6 +284,7 @@
               <w:spacing w:after="120"/>
               <w:rPr>
                 <w:b/>
+                <w:lang w:val="de-DE"/>
               </w:rPr>
             </w:pPr>
           </w:p>
@@ -276,6 +293,7 @@
               <w:spacing w:after="120"/>
               <w:rPr>
                 <w:b/>
+                <w:lang w:val="de-DE"/>
               </w:rPr>
             </w:pPr>
           </w:p>
@@ -285,12 +303,13 @@
               <w:rPr>
                 <w:rFonts w:ascii="Times New Roman" w:hAnsi="Times New Roman"/>
                 <w:sz w:val="24"/>
-                <w:lang w:eastAsia="en-US"/>
+                <w:lang w:val="de-DE" w:eastAsia="en-US"/>
               </w:rPr>
             </w:pPr>
             <w:r>
               <w:rPr>
                 <w:b/>
+                <w:lang w:val="de-DE"/>
               </w:rPr>
               <w:t>ANGEBOT</w:t>
             </w:r>
@@ -308,7 +327,51 @@
                 <w:b/>
                 <w:lang w:val="de-DE"/>
               </w:rPr>
-              <w:t xml:space="preserve">Sehr geehrte Frau Gaedke,</w:t>
+              <w:t xml:space="preserve">Sehr geehrte </w:t>
+            </w:r>
+            <w:r>
+              <w:rPr>
+                <w:b/>
+                <w:lang w:val="de-DE"/>
+              </w:rPr>
+              <w:t>He</w:t>
+            </w:r>
+            <w:r>
+              <w:rPr>
+                <w:b/>
+                <w:lang w:val="de-DE"/>
+              </w:rPr>
+              <w:t>r</w:t>
+            </w:r>
+            <w:r>
+              <w:rPr>
+                <w:b/>
+                <w:lang w:val="de-DE"/>
+              </w:rPr>
+              <w:t xml:space="preserve">r </w:t>
+            </w:r>
+            <w:r>
+              <w:rPr>
+                <w:b/>
+                <w:lang w:val="de-DE"/>
+              </w:rPr>
+              <w:t xml:space="preserve"> </w:t>
+            </w:r>
+            <w:proofErr w:type="spellStart"/>
+            <w:r>
+              <w:rPr>
+                <w:b/>
+                <w:lang w:val="de-DE"/>
+              </w:rPr>
+              <w:t>Gaedke</w:t>
+            </w:r>
+            <w:proofErr w:type="spellEnd"/>
+            <w:r>
+              <w:rPr>
+                <w:b/>
+                <w:lang w:val="de-DE"/>
+              </w:rPr>
+              <w:t>,</w:t>
             </w:r>
           </w:p>
           <w:p>
@@ -360,7 +423,7 @@
                 <w:rFonts w:cs="Calibri"/>
                 <w:lang w:val="de-DE"/>
               </w:rPr>
-              <w:t xml:space="preserve">09.08.2026</w:t>
+              <w:t>09.08.2026</w:t>
             </w:r>
           </w:p>
           <w:p>
@@ -472,6 +535,7 @@
                 <w:szCs w:val="14"/>
               </w:rPr>
             </w:pPr>
+            <w:proofErr w:type="spellStart"/>
             <w:r>
               <w:rPr>
                 <w:rFonts w:ascii="Arial" w:hAnsi="Arial"/>
@@ -481,6 +545,7 @@
               </w:rPr>
               <w:t>Bezeichnung</w:t>
             </w:r>
+            <w:proofErr w:type="spellEnd"/>
             <w:r>
               <w:rPr>
                 <w:rFonts w:ascii="Arial" w:hAnsi="Arial"/>
@@ -512,6 +577,7 @@
                 <w:szCs w:val="14"/>
               </w:rPr>
             </w:pPr>
+            <w:proofErr w:type="spellStart"/>
             <w:r>
               <w:rPr>
                 <w:rFonts w:ascii="Arial" w:hAnsi="Arial"/>
@@ -521,6 +587,7 @@
               </w:rPr>
               <w:t>Menge</w:t>
             </w:r>
+            <w:proofErr w:type="spellEnd"/>
           </w:p>
         </w:tc>
         <w:tc>
@@ -543,6 +610,7 @@
                 <w:szCs w:val="14"/>
               </w:rPr>
             </w:pPr>
+            <w:proofErr w:type="spellStart"/>
             <w:r>
               <w:rPr>
                 <w:rFonts w:ascii="Arial" w:hAnsi="Arial"/>
@@ -552,6 +620,7 @@
               </w:rPr>
               <w:t>Eintelpreis</w:t>
             </w:r>
+            <w:proofErr w:type="spellEnd"/>
           </w:p>
         </w:tc>
         <w:tc>
@@ -574,6 +643,7 @@
                 <w:szCs w:val="14"/>
               </w:rPr>
             </w:pPr>
+            <w:proofErr w:type="spellStart"/>
             <w:r>
               <w:rPr>
                 <w:rFonts w:ascii="Arial" w:hAnsi="Arial"/>
@@ -583,6 +653,7 @@
               </w:rPr>
               <w:t>Gesamt</w:t>
             </w:r>
+            <w:proofErr w:type="spellEnd"/>
           </w:p>
         </w:tc>
       </w:tr>
@@ -607,7 +678,7 @@
               <w:jc w:val="center"/>
             </w:pPr>
             <w:r>
-              <w:t xml:space="preserve">1</w:t>
+              <w:t>1</w:t>
             </w:r>
           </w:p>
         </w:tc>
@@ -623,8 +694,22 @@
             <w:vAlign w:val="center"/>
           </w:tcPr>
           <w:p>
-            <w:r>
-              <w:t xml:space="preserve">Setzen und Einbetonieren von Granit- Randsteinen zur Einfassung der Betonfläche.</w:t>
+            <w:pPr>
+              <w:rPr>
+                <w:lang w:val="de-DE"/>
+              </w:rPr>
+            </w:pPr>
+            <w:r>
+              <w:rPr>
+                <w:lang w:val="de-DE"/>
+              </w:rPr>
+              <w:t>Setzen und Einbetonieren von Granit- Randsteinen zur Einfassung de</w:t>
+            </w:r>
+            <w:r>
+              <w:rPr>
+                <w:lang w:val="de-DE"/>
+              </w:rPr>
+              <w:t>s Beetes.</w:t>
             </w:r>
           </w:p>
         </w:tc>
@@ -644,7 +729,7 @@
               <w:jc w:val="center"/>
             </w:pPr>
             <w:r>
-              <w:t xml:space="preserve">1</w:t>
+              <w:t>1</w:t>
             </w:r>
           </w:p>
         </w:tc>
@@ -663,9 +748,6 @@
             <w:pPr>
               <w:jc w:val="right"/>
             </w:pPr>
-            <w:r>
-              <w:t xml:space="preserve">1,005.00 €</w:t>
-            </w:r>
           </w:p>
         </w:tc>
         <w:tc>
@@ -684,9 +766,6 @@
               <w:ind w:left="269"/>
               <w:jc w:val="right"/>
             </w:pPr>
-            <w:r>
-              <w:t xml:space="preserve">1,005.00 €</w:t>
-            </w:r>
           </w:p>
         </w:tc>
       </w:tr>
@@ -710,9 +789,6 @@
             <w:pPr>
               <w:jc w:val="center"/>
             </w:pPr>
-            <w:r>
-              <w:t xml:space="preserve"/>
-            </w:r>
           </w:p>
         </w:tc>
         <w:tc>
@@ -726,7 +802,139 @@
             </w:tcBorders>
             <w:vAlign w:val="center"/>
           </w:tcPr>
-          <w:p/>
+          <w:p>
+            <w:pPr>
+              <w:rPr>
+                <w:lang w:val="de-DE"/>
+              </w:rPr>
+            </w:pPr>
+            <w:r>
+              <w:rPr>
+                <w:lang w:val="de-DE"/>
+              </w:rPr>
+              <w:t>Benötigte Materialien:</w:t>
+            </w:r>
+          </w:p>
+          <w:p>
+            <w:pPr>
+              <w:rPr>
+                <w:sz w:val="20"/>
+                <w:szCs w:val="18"/>
+                <w:lang w:val="de-DE"/>
+              </w:rPr>
+            </w:pPr>
+            <w:r>
+              <w:rPr>
+                <w:lang w:val="de-DE"/>
+              </w:rPr>
+              <w:t xml:space="preserve">Granit-Randsteine </w:t>
+            </w:r>
+            <w:r>
+              <w:rPr>
+                <w:lang w:val="de-DE"/>
+              </w:rPr>
+              <w:t xml:space="preserve"> 200st  150x170</w:t>
+            </w:r>
+            <w:r>
+              <w:rPr>
+                <w:lang w:val="de-DE"/>
+              </w:rPr>
+              <w:t xml:space="preserve">mm    </w:t>
+            </w:r>
+            <w:r>
+              <w:rPr>
+                <w:lang w:val="de-DE"/>
+              </w:rPr>
+              <w:t>630</w:t>
+            </w:r>
+            <w:r>
+              <w:rPr>
+                <w:lang w:val="de-DE"/>
+              </w:rPr>
+              <w:t>€</w:t>
+            </w:r>
+            <w:r>
+              <w:rPr>
+                <w:lang w:val="de-DE"/>
+              </w:rPr>
+              <w:t xml:space="preserve"> </w:t>
+            </w:r>
+          </w:p>
+          <w:p>
+            <w:pPr>
+              <w:rPr>
+                <w:lang w:val="de-DE"/>
+              </w:rPr>
+            </w:pPr>
+            <w:r>
+              <w:rPr>
+                <w:lang w:val="de-DE"/>
+              </w:rPr>
+              <w:t>Beton-15st – 50€</w:t>
+            </w:r>
+          </w:p>
+          <w:p>
+            <w:pPr>
+              <w:rPr>
+                <w:lang w:val="de-DE"/>
+              </w:rPr>
+            </w:pPr>
+            <w:r>
+              <w:rPr>
+                <w:lang w:val="de-DE"/>
+              </w:rPr>
+              <w:t>Transportkosten für die Abholung u</w:t>
+            </w:r>
+            <w:r>
+              <w:rPr>
+                <w:lang w:val="de-DE"/>
+              </w:rPr>
+              <w:t>nd Lieferung der benötigten Materialen</w:t>
+            </w:r>
+            <w:r>
+              <w:rPr>
+                <w:lang w:val="de-DE"/>
+              </w:rPr>
+              <w:t xml:space="preserve"> – 1</w:t>
+            </w:r>
+            <w:r>
+              <w:rPr>
+                <w:lang w:val="de-DE"/>
+              </w:rPr>
+              <w:t>5</w:t>
+            </w:r>
+            <w:r>
+              <w:rPr>
+                <w:lang w:val="de-DE"/>
+              </w:rPr>
+              <w:t>0€</w:t>
+            </w:r>
+          </w:p>
+          <w:p>
+            <w:pPr>
+              <w:rPr>
+                <w:lang w:val="de-DE"/>
+              </w:rPr>
+            </w:pPr>
+            <w:r>
+              <w:rPr>
+                <w:lang w:val="de-DE"/>
+              </w:rPr>
+              <w:t xml:space="preserve">Die Kosten für meine Arbeit betragen </w:t>
+            </w:r>
+            <w:r>
+              <w:rPr>
+                <w:lang w:val="de-DE"/>
+              </w:rPr>
+              <w:t>10</w:t>
+            </w:r>
+            <w:r>
+              <w:rPr>
+                <w:lang w:val="de-DE"/>
+              </w:rPr>
+              <w:t>00€</w:t>
+            </w:r>
+          </w:p>
         </w:tc>
         <w:tc>
           <w:tcPr>
@@ -742,6 +950,9 @@
           <w:p>
             <w:pPr>
               <w:jc w:val="center"/>
+              <w:rPr>
+                <w:lang w:val="de-DE"/>
+              </w:rPr>
             </w:pPr>
           </w:p>
         </w:tc>
@@ -759,6 +970,9 @@
           <w:p>
             <w:pPr>
               <w:jc w:val="right"/>
+              <w:rPr>
+                <w:lang w:val="de-DE"/>
+              </w:rPr>
             </w:pPr>
           </w:p>
         </w:tc>
@@ -776,6 +990,9 @@
           <w:p>
             <w:pPr>
               <w:jc w:val="right"/>
+              <w:rPr>
+                <w:lang w:val="de-DE"/>
+              </w:rPr>
             </w:pPr>
           </w:p>
         </w:tc>
@@ -799,6 +1016,9 @@
           <w:p>
             <w:pPr>
               <w:jc w:val="right"/>
+              <w:rPr>
+                <w:lang w:val="de-DE"/>
+              </w:rPr>
             </w:pPr>
           </w:p>
         </w:tc>
@@ -816,6 +1036,9 @@
           <w:p>
             <w:pPr>
               <w:jc w:val="right"/>
+              <w:rPr>
+                <w:lang w:val="de-DE"/>
+              </w:rPr>
             </w:pPr>
           </w:p>
         </w:tc>
@@ -833,6 +1056,9 @@
           <w:p>
             <w:pPr>
               <w:jc w:val="right"/>
+              <w:rPr>
+                <w:lang w:val="de-DE"/>
+              </w:rPr>
             </w:pPr>
           </w:p>
         </w:tc>
@@ -856,6 +1082,7 @@
                 <w:color w:val="000000"/>
               </w:rPr>
             </w:pPr>
+            <w:proofErr w:type="spellStart"/>
             <w:r>
               <w:rPr>
                 <w:rFonts w:ascii="Arial" w:hAnsi="Arial"/>
@@ -863,6 +1090,7 @@
               </w:rPr>
               <w:t>Nettobetrag</w:t>
             </w:r>
+            <w:proofErr w:type="spellEnd"/>
           </w:p>
         </w:tc>
         <w:tc>
@@ -881,7 +1109,13 @@
               <w:jc w:val="right"/>
             </w:pPr>
             <w:r>
-              <w:t xml:space="preserve">1,005.00 €</w:t>
+              <w:t>1,</w:t>
+            </w:r>
+            <w:r>
+              <w:t>830</w:t>
+            </w:r>
+            <w:r>
+              <w:t>.00 €</w:t>
             </w:r>
           </w:p>
         </w:tc>
@@ -967,7 +1201,23 @@
                 <w:rFonts w:ascii="Arial" w:hAnsi="Arial"/>
                 <w:color w:val="000000"/>
               </w:rPr>
-              <w:t>19% MwSt.</w:t>
+              <w:t xml:space="preserve">19% </w:t>
+            </w:r>
+            <w:proofErr w:type="spellStart"/>
+            <w:r>
+              <w:rPr>
+                <w:rFonts w:ascii="Arial" w:hAnsi="Arial"/>
+                <w:color w:val="000000"/>
+              </w:rPr>
+              <w:t>MwSt</w:t>
+            </w:r>
+            <w:proofErr w:type="spellEnd"/>
+            <w:r>
+              <w:rPr>
+                <w:rFonts w:ascii="Arial" w:hAnsi="Arial"/>
+                <w:color w:val="000000"/>
+              </w:rPr>
+              <w:t>.</w:t>
             </w:r>
           </w:p>
         </w:tc>
@@ -987,7 +1237,16 @@
               <w:jc w:val="right"/>
             </w:pPr>
             <w:r>
-              <w:t xml:space="preserve">190.95 €</w:t>
+              <w:t>347</w:t>
+            </w:r>
+            <w:r>
+              <w:t>.</w:t>
+            </w:r>
+            <w:r>
+              <w:t xml:space="preserve">70 </w:t>
+            </w:r>
+            <w:r>
+              <w:t>€</w:t>
             </w:r>
           </w:p>
         </w:tc>
@@ -1068,6 +1327,7 @@
                 <w:color w:val="000000"/>
               </w:rPr>
             </w:pPr>
+            <w:proofErr w:type="spellStart"/>
             <w:r>
               <w:rPr>
                 <w:rFonts w:ascii="Arial" w:hAnsi="Arial"/>
@@ -1075,6 +1335,7 @@
               </w:rPr>
               <w:t>Bruttobetrag</w:t>
             </w:r>
+            <w:proofErr w:type="spellEnd"/>
           </w:p>
         </w:tc>
         <w:tc>
@@ -1093,7 +1354,22 @@
               <w:jc w:val="right"/>
             </w:pPr>
             <w:r>
-              <w:t xml:space="preserve">1,195.95 €</w:t>
+              <w:t>2</w:t>
+            </w:r>
+            <w:r>
+              <w:t>,1</w:t>
+            </w:r>
+            <w:r>
+              <w:t>77</w:t>
+            </w:r>
+            <w:r>
+              <w:t>.</w:t>
+            </w:r>
+            <w:r>
+              <w:t>70</w:t>
+            </w:r>
+            <w:r>
+              <w:t xml:space="preserve"> €</w:t>
             </w:r>
           </w:p>
         </w:tc>
@@ -1121,7 +1397,6 @@
           <w:rFonts w:eastAsia="絡遺羹"/>
           <w:lang w:val="de-DE"/>
         </w:rPr>
-        <w:lastRenderedPageBreak/>
         <w:t>Wir hoffen, dass unser Angebot bei Ihnen Anklang findet. Für weitere Fragen stehen wir Ihnen sehr gerne zur Verfügung.</w:t>
       </w:r>
       <w:r>
@@ -1139,18 +1414,48 @@
           <w:lang w:val="ru-RU"/>
         </w:rPr>
       </w:pPr>
+      <w:proofErr w:type="spellStart"/>
       <w:r>
         <w:rPr>
           <w:rFonts w:eastAsia="絡遺羹"/>
         </w:rPr>
-        <w:t xml:space="preserve">Mit </w:t>
+        <w:t>Mit</w:t>
+      </w:r>
+      <w:proofErr w:type="spellEnd"/>
+      <w:r>
+        <w:rPr>
+          <w:rFonts w:eastAsia="絡遺羹"/>
+        </w:rPr>
+        <w:t xml:space="preserve"> </w:t>
+      </w:r>
+      <w:proofErr w:type="spellStart"/>
+      <w:r>
+        <w:rPr>
+          <w:rFonts w:eastAsia="絡遺羹"/>
+        </w:rPr>
+        <w:t>freundlichen</w:t>
+      </w:r>
+      <w:proofErr w:type="spellEnd"/>
+      <w:r>
+        <w:rPr>
+          <w:rFonts w:eastAsia="絡遺羹"/>
+        </w:rPr>
+        <w:t xml:space="preserve"> </w:t>
+      </w:r>
+      <w:proofErr w:type="spellStart"/>
+      <w:r>
+        <w:rPr>
+          <w:rFonts w:eastAsia="絡遺羹"/>
+        </w:rPr>
+        <w:t>Grüße</w:t>
       </w:r>
       <w:r>
         <w:rPr>
           <w:rFonts w:eastAsia="絡遺羹"/>
         </w:rPr>
-        <w:t xml:space="preserve">freundlichen Grüße </w:t>
+        <w:t>n</w:t>
       </w:r>
+      <w:proofErr w:type="spellEnd"/>
     </w:p>
     <w:p>
       <w:pPr>
@@ -1233,13 +1538,9 @@
       </w:rPr>
     </w:pPr>
     <w:r>
-      <w:rPr>
-        <w:noProof/>
-      </w:rPr>
-    </w:r>
-    <w:r>
       <w:pict w14:anchorId="2F2CCD80">
-        <v:rect id="Shape4" o:spid="_x0000_s2051" style="width:453.5pt;height:1.5pt;visibility:visible;mso-wrap-style:square;mso-left-percent:-10001;mso-top-percent:-10001;mso-position-horizontal:absolute;mso-position-horizontal-relative:char;mso-position-vertical:absolute;mso-position-vertical-relative:line;mso-left-percent:-10001;mso-top-percent:-10001;v-text-anchor:top" o:gfxdata="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" fillcolor="#a0a0a0" stroked="f" strokeweight="0">
+        <v:rect id="Shape4" o:spid="_x0000_s2055" style="width:453.5pt;height:1.5pt;visibility:visible;mso-wrap-style:square;mso-left-percent:-10001;mso-top-percent:-10001;mso-position-horizontal:absolute;mso-position-horizontal-relative:char;mso-position-vertical:absolute;mso-position-vertical-relative:line;mso-left-percent:-10001;mso-top-percent:-10001;v-text-anchor:top" fillcolor="#a0a0a0" stroked="f" strokeweight="0">
+          <w10:wrap type="none"/>
           <w10:anchorlock/>
         </v:rect>
       </w:pict>
@@ -1368,6 +1669,14 @@
         <w:lang w:val="nl-NL"/>
       </w:rPr>
       <w:tab/>
+    </w:r>
+    <w:r>
+      <w:rPr>
+        <w:rFonts w:cs="Calibri"/>
+        <w:b/>
+        <w:sz w:val="16"/>
+        <w:lang w:val="nl-NL"/>
+      </w:rPr>
       <w:t xml:space="preserve">Email: </w:t>
     </w:r>
     <w:hyperlink r:id="rId1">
@@ -1439,16 +1748,7 @@
         <w:lang w:val="nl-NL"/>
       </w:rPr>
       <w:tab/>
-      <w:t xml:space="preserve">Steuer-Nr.27/103/00992                                                                                          </w:t>
-    </w:r>
-    <w:r>
-      <w:rPr>
-        <w:rFonts w:cs="Calibri"/>
-        <w:b/>
-        <w:sz w:val="16"/>
-        <w:lang w:val="nl-NL"/>
-      </w:rPr>
-      <w:t xml:space="preserve">                                                                                                                                                                                  </w:t>
+      <w:t xml:space="preserve">Steuer-Nr.27/103/00992                                                                                                                                                                                                                                                                            </w:t>
     </w:r>
   </w:p>
   <w:p>
@@ -1471,16 +1771,7 @@
         <w:sz w:val="16"/>
         <w:lang w:val="nl-NL"/>
       </w:rPr>
-      <w:t xml:space="preserve">                                                                             </w:t>
-    </w:r>
-    <w:r>
-      <w:rPr>
-        <w:rFonts w:cs="Calibri"/>
-        <w:b/>
-        <w:sz w:val="16"/>
-        <w:lang w:val="nl-NL"/>
-      </w:rPr>
-      <w:t xml:space="preserve">                                                                </w:t>
+      <w:t xml:space="preserve">                                                                                                                                             </w:t>
     </w:r>
     <w:r>
       <w:rPr>
@@ -1559,16 +1850,7 @@
         <w:lang w:val="nl-NL"/>
       </w:rPr>
       <w:tab/>
-      <w:t xml:space="preserve">Deutsche Bank          </w:t>
-    </w:r>
-    <w:r>
-      <w:rPr>
-        <w:rFonts w:cs="Calibri"/>
-        <w:b/>
-        <w:sz w:val="16"/>
-        <w:lang w:val="nl-NL"/>
-      </w:rPr>
-      <w:t xml:space="preserve">                                                                                                                                                                      </w:t>
+      <w:t xml:space="preserve">Deutsche Bank                                                                                                                                                                                </w:t>
     </w:r>
   </w:p>
   <w:p>
@@ -1610,16 +1892,7 @@
         <w:lang w:val="nl-NL"/>
       </w:rPr>
       <w:tab/>
-      <w:t xml:space="preserve">Name: Sargis Simonyan                                                                 </w:t>
-    </w:r>
-    <w:r>
-      <w:rPr>
-        <w:rFonts w:cs="Calibri"/>
-        <w:b/>
-        <w:sz w:val="16"/>
-        <w:lang w:val="nl-NL"/>
-      </w:rPr>
-      <w:t xml:space="preserve">                                                        </w:t>
+      <w:t xml:space="preserve">Name: Sargis Simonyan                                                                                                                         </w:t>
     </w:r>
   </w:p>
   <w:p>
@@ -1671,16 +1944,7 @@
         <w:lang w:val="nl-NL"/>
       </w:rPr>
       <w:tab/>
-      <w:t xml:space="preserve">IBAN:DE92 4407 0024 0214 6561 05                        </w:t>
-    </w:r>
-    <w:r>
-      <w:rPr>
-        <w:rFonts w:cs="Calibri"/>
-        <w:b/>
-        <w:sz w:val="16"/>
-        <w:lang w:val="nl-NL"/>
-      </w:rPr>
-      <w:t xml:space="preserve">            </w:t>
+      <w:t xml:space="preserve">IBAN:DE92 4407 0024 0214 6561 05                                    </w:t>
     </w:r>
     <w:r>
       <w:rPr>
@@ -1831,7 +2095,7 @@
         <w:noProof/>
       </w:rPr>
       <w:pict w14:anchorId="191BF3BE">
-        <v:rect id="Frame1" o:spid="_x0000_s2054" style="position:absolute;margin-left:-34.2pt;margin-top:294.05pt;width:17pt;height:18.15pt;z-index:-503316476;visibility:visible;mso-wrap-style:square;mso-wrap-distance-left:59.55pt;mso-wrap-distance-top:0;mso-wrap-distance-right:0;mso-wrap-distance-bottom:0;mso-position-horizontal:right;mso-position-horizontal-relative:page;mso-position-vertical:absolute;mso-position-vertical-relative:page;v-text-anchor:top" o:gfxdata="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" o:allowincell="f" filled="f" stroked="f" strokeweight="0">
+        <v:rect id="Frame1" o:spid="_x0000_s2054" style="position:absolute;margin-left:-239.4pt;margin-top:294.05pt;width:17pt;height:18.15pt;z-index:-503316476;visibility:visible;mso-wrap-style:square;mso-wrap-distance-left:59.55pt;mso-wrap-distance-top:0;mso-wrap-distance-right:0;mso-wrap-distance-bottom:0;mso-position-horizontal:right;mso-position-horizontal-relative:page;mso-position-vertical:absolute;mso-position-vertical-relative:page;v-text-anchor:top" o:gfxdata="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" o:allowincell="f" filled="f" stroked="f" strokeweight="0">
           <v:textbox inset="0,0,0,0">
             <w:txbxContent>
               <w:p>
@@ -1860,7 +2124,7 @@
         <w:noProof/>
       </w:rPr>
       <w:pict w14:anchorId="286B3AAB">
-        <v:rect id="Frame2" o:spid="_x0000_s2053" style="position:absolute;margin-left:-34.2pt;margin-top:408.85pt;width:17pt;height:18.15pt;z-index:-503316474;visibility:visible;mso-wrap-style:square;mso-wrap-distance-left:59.55pt;mso-wrap-distance-top:0;mso-wrap-distance-right:0;mso-wrap-distance-bottom:0;mso-position-horizontal:right;mso-position-horizontal-relative:page;mso-position-vertical:absolute;mso-position-vertical-relative:page;v-text-anchor:top" o:gfxdata="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" o:allowincell="f" filled="f" stroked="f" strokeweight="0">
+        <v:rect id="Frame2" o:spid="_x0000_s2053" style="position:absolute;margin-left:-239.4pt;margin-top:408.85pt;width:17pt;height:18.15pt;z-index:-503316474;visibility:visible;mso-wrap-style:square;mso-wrap-distance-left:59.55pt;mso-wrap-distance-top:0;mso-wrap-distance-right:0;mso-wrap-distance-bottom:0;mso-position-horizontal:right;mso-position-horizontal-relative:page;mso-position-vertical:absolute;mso-position-vertical-relative:page;v-text-anchor:top" o:gfxdata="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" o:allowincell="f" filled="f" stroked="f" strokeweight="0">
           <v:textbox inset="0,0,0,0">
             <w:txbxContent>
               <w:p>
